--- a/drafts/liturgy/04-Літургія-ГР.docx
+++ b/drafts/liturgy/04-Літургія-ГР.docx
@@ -9338,7 +9338,7 @@
           <w:szCs w:val="24"/>
           <w:rtl w:val="0"/>
         </w:rPr>
-        <w:t xml:space="preserve">Тропар (г. 4):</w:t>
+        <w:t xml:space="preserve">Тропар (г. 5):</w:t>
       </w:r>
       <w:r>
         <w:rPr>
@@ -9657,16 +9657,16 @@
           <w:szCs w:val="24"/>
           <w:rtl w:val="0"/>
         </w:rPr>
-        <w:t xml:space="preserve">Тропар (г. 4): </w:t>
-      </w:r>
-      <w:r>
-        <w:rPr>
-          <w:rFonts w:ascii="Times New Roman" w:cs="Times New Roman" w:eastAsia="Times New Roman" w:hAnsi="Times New Roman"/>
-          <w:sz w:val="24"/>
-          <w:szCs w:val="24"/>
-          <w:rtl w:val="0"/>
-        </w:rPr>
-        <w:t xml:space="preserve">Христо́с воскре́с із ме́ртвих, сме́ртю смерть подола́в, і тим, що в гроба́х, життя́ дарува́в.</w:t>
+        <w:t xml:space="preserve">Тропар (г. 5):</w:t>
+      </w:r>
+      <w:r>
+        <w:rPr>
+          <w:rFonts w:ascii="Times New Roman" w:cs="Times New Roman" w:eastAsia="Times New Roman" w:hAnsi="Times New Roman"/>
+          <w:sz w:val="24"/>
+          <w:szCs w:val="24"/>
+          <w:rtl w:val="0"/>
+        </w:rPr>
+        <w:t xml:space="preserve"> Христо́с воскре́с із ме́ртвих, сме́ртю смерть подола́в, і тим, що в гроба́х, життя́ дарува́в.</w:t>
       </w:r>
       <w:r>
         <w:rPr>
@@ -12274,7 +12274,7 @@
           <w:szCs w:val="24"/>
           <w:rtl w:val="0"/>
         </w:rPr>
-        <w:t xml:space="preserve">Тропар (г. 4):</w:t>
+        <w:t xml:space="preserve">Тропар (г. 5):</w:t>
       </w:r>
       <w:r>
         <w:rPr>
@@ -12599,16 +12599,16 @@
           <w:szCs w:val="24"/>
           <w:rtl w:val="0"/>
         </w:rPr>
-        <w:t xml:space="preserve">Тропар (г. 4): </w:t>
-      </w:r>
-      <w:r>
-        <w:rPr>
-          <w:rFonts w:ascii="Times New Roman" w:cs="Times New Roman" w:eastAsia="Times New Roman" w:hAnsi="Times New Roman"/>
-          <w:sz w:val="24"/>
-          <w:szCs w:val="24"/>
-          <w:rtl w:val="0"/>
-        </w:rPr>
-        <w:t xml:space="preserve">Христо́с воскре́с із ме́ртвих, сме́ртю смерть подола́в,* і тим, що в гроба́х, життя́ дарува́в.</w:t>
+        <w:t xml:space="preserve">Тропар (г. 5):</w:t>
+      </w:r>
+      <w:r>
+        <w:rPr>
+          <w:rFonts w:ascii="Times New Roman" w:cs="Times New Roman" w:eastAsia="Times New Roman" w:hAnsi="Times New Roman"/>
+          <w:sz w:val="24"/>
+          <w:szCs w:val="24"/>
+          <w:rtl w:val="0"/>
+        </w:rPr>
+        <w:t xml:space="preserve"> Христо́с воскре́с із ме́ртвих, сме́ртю смерть подола́в,* і тим, що в гроба́х, життя́ дарува́в.</w:t>
       </w:r>
       <w:r>
         <w:rPr>
@@ -14995,7 +14995,7 @@
           <w:szCs w:val="24"/>
           <w:rtl w:val="0"/>
         </w:rPr>
-        <w:t xml:space="preserve">Тропар (г. 4):</w:t>
+        <w:t xml:space="preserve">Тропар (г. 5):</w:t>
       </w:r>
       <w:r>
         <w:rPr>
@@ -15320,16 +15320,16 @@
           <w:szCs w:val="24"/>
           <w:rtl w:val="0"/>
         </w:rPr>
-        <w:t xml:space="preserve">Тропар (г. 4): </w:t>
-      </w:r>
-      <w:r>
-        <w:rPr>
-          <w:rFonts w:ascii="Times New Roman" w:cs="Times New Roman" w:eastAsia="Times New Roman" w:hAnsi="Times New Roman"/>
-          <w:sz w:val="24"/>
-          <w:szCs w:val="24"/>
-          <w:rtl w:val="0"/>
-        </w:rPr>
-        <w:t xml:space="preserve">Христо́с воскре́с із ме́ртвих, сме́ртю смерть подола́в,* і тим, що в гроба́х, життя́ дарува́в.</w:t>
+        <w:t xml:space="preserve">Тропар (г. 5):</w:t>
+      </w:r>
+      <w:r>
+        <w:rPr>
+          <w:rFonts w:ascii="Times New Roman" w:cs="Times New Roman" w:eastAsia="Times New Roman" w:hAnsi="Times New Roman"/>
+          <w:sz w:val="24"/>
+          <w:szCs w:val="24"/>
+          <w:rtl w:val="0"/>
+        </w:rPr>
+        <w:t xml:space="preserve"> Христо́с воскре́с із ме́ртвих, сме́ртю смерть подола́в,* і тим, що в гроба́х, життя́ дарува́в.</w:t>
       </w:r>
       <w:r>
         <w:rPr>
@@ -17729,7 +17729,7 @@
           <w:szCs w:val="24"/>
           <w:rtl w:val="0"/>
         </w:rPr>
-        <w:t xml:space="preserve">Тропар (г. 4):</w:t>
+        <w:t xml:space="preserve">Тропар (г. 5):</w:t>
       </w:r>
       <w:r>
         <w:rPr>
@@ -21195,7 +21195,7 @@
           <w:szCs w:val="24"/>
           <w:rtl w:val="0"/>
         </w:rPr>
-        <w:t xml:space="preserve">Тропар (г. 4):</w:t>
+        <w:t xml:space="preserve">Тропар (г. 5):</w:t>
       </w:r>
       <w:r>
         <w:rPr>
@@ -21520,16 +21520,16 @@
           <w:szCs w:val="24"/>
           <w:rtl w:val="0"/>
         </w:rPr>
-        <w:t xml:space="preserve">Тропар (г. 4): </w:t>
-      </w:r>
-      <w:r>
-        <w:rPr>
-          <w:rFonts w:ascii="Times New Roman" w:cs="Times New Roman" w:eastAsia="Times New Roman" w:hAnsi="Times New Roman"/>
-          <w:sz w:val="24"/>
-          <w:szCs w:val="24"/>
-          <w:rtl w:val="0"/>
-        </w:rPr>
-        <w:t xml:space="preserve">Христо́с воскре́с із ме́ртвих, сме́ртю смерть подола́в,* і тим, що в гроба́х, життя́ дарува́в.</w:t>
+        <w:t xml:space="preserve">Тропар (г. 5):</w:t>
+      </w:r>
+      <w:r>
+        <w:rPr>
+          <w:rFonts w:ascii="Times New Roman" w:cs="Times New Roman" w:eastAsia="Times New Roman" w:hAnsi="Times New Roman"/>
+          <w:sz w:val="24"/>
+          <w:szCs w:val="24"/>
+          <w:rtl w:val="0"/>
+        </w:rPr>
+        <w:t xml:space="preserve"> Христо́с воскре́с із ме́ртвих, сме́ртю смерть подола́в,* і тим, що в гроба́х, життя́ дарува́в.</w:t>
       </w:r>
       <w:r>
         <w:rPr>
@@ -23929,7 +23929,7 @@
           <w:szCs w:val="24"/>
           <w:rtl w:val="0"/>
         </w:rPr>
-        <w:t xml:space="preserve">Тропар (г. 4):</w:t>
+        <w:t xml:space="preserve">Тропар (г. 5):</w:t>
       </w:r>
       <w:r>
         <w:rPr>
@@ -26834,7 +26834,7 @@
           <w:szCs w:val="24"/>
           <w:rtl w:val="0"/>
         </w:rPr>
-        <w:t xml:space="preserve">Тропар (г. 4):</w:t>
+        <w:t xml:space="preserve">Тропар (г. 5):</w:t>
       </w:r>
       <w:r>
         <w:rPr>
@@ -27159,16 +27159,16 @@
           <w:szCs w:val="24"/>
           <w:rtl w:val="0"/>
         </w:rPr>
-        <w:t xml:space="preserve">Тропар (г. 4): </w:t>
-      </w:r>
-      <w:r>
-        <w:rPr>
-          <w:rFonts w:ascii="Times New Roman" w:cs="Times New Roman" w:eastAsia="Times New Roman" w:hAnsi="Times New Roman"/>
-          <w:sz w:val="24"/>
-          <w:szCs w:val="24"/>
-          <w:rtl w:val="0"/>
-        </w:rPr>
-        <w:t xml:space="preserve">Христо́с воскре́с із ме́ртвих, сме́ртю смерть подола́в,* і тим, що в гроба́х, життя́ дарува́в.</w:t>
+        <w:t xml:space="preserve">Тропар (г. 5):</w:t>
+      </w:r>
+      <w:r>
+        <w:rPr>
+          <w:rFonts w:ascii="Times New Roman" w:cs="Times New Roman" w:eastAsia="Times New Roman" w:hAnsi="Times New Roman"/>
+          <w:sz w:val="24"/>
+          <w:szCs w:val="24"/>
+          <w:rtl w:val="0"/>
+        </w:rPr>
+        <w:t xml:space="preserve"> Христо́с воскре́с із ме́ртвих, сме́ртю смерть подола́в,* і тим, що в гроба́х, життя́ дарува́в.</w:t>
       </w:r>
       <w:r>
         <w:rPr>
@@ -33638,7 +33638,7 @@
         <w:pStyle w:val="Heading2"/>
         <w:rPr/>
       </w:pPr>
-      <w:bookmarkStart w:colFirst="0" w:colLast="0" w:name="_heading=h.5eec31b3v8v7" w:id="0"/>
+      <w:bookmarkStart w:colFirst="0" w:colLast="0" w:name="_heading=h.a4hxnudiipzk" w:id="0"/>
       <w:bookmarkEnd w:id="0"/>
       <w:r>
         <w:rPr>
@@ -38910,6 +38910,22 @@
         </w:rPr>
         <w:t xml:space="preserve">I нам дарува́в життя́ ві́чне, поклоня́ємось Його́ тридне́вному воскресі́нню.</w:t>
       </w:r>
+      <w:r>
+        <w:rPr>
+          <w:rtl w:val="0"/>
+        </w:rPr>
+      </w:r>
+    </w:p>
+    <w:p>
+      <w:pPr>
+        <w:spacing w:after="120" w:line="240" w:lineRule="auto"/>
+        <w:rPr>
+          <w:rFonts w:ascii="Consolas" w:cs="Consolas" w:eastAsia="Consolas" w:hAnsi="Consolas"/>
+          <w:sz w:val="24"/>
+          <w:szCs w:val="24"/>
+          <w:highlight w:val="darkGray"/>
+        </w:rPr>
+      </w:pPr>
       <w:r>
         <w:rPr>
           <w:rtl w:val="0"/>
@@ -50421,7 +50437,7 @@
 
 <file path=customXML/item1.xml><?xml version="1.0" encoding="utf-8"?>
 <go:gDocsCustomXmlDataStorage xmlns:go="http://customooxmlschemas.google.com/" xmlns:r="http://schemas.openxmlformats.org/officeDocument/2006/relationships" uri="GoogleDocsCustomDataVersion2">
-  <go:docsCustomData xmlns:go="http://customooxmlschemas.google.com/" roundtripDataSignature="AMtx7mh0fctJvjnmkUhpA2b3+e5d3JQ1ag==">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</go:docsCustomData>
+  <go:docsCustomData xmlns:go="http://customooxmlschemas.google.com/" roundtripDataSignature="AMtx7mjrvMVFgHRsKXpFunhHSPJOeTW55A==">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</go:docsCustomData>
 </go:gDocsCustomXmlDataStorage>
 </file>
 
